--- a/AssetTraining/ManageGuide/docs/261027 年度资产报废处置归档总卷宗2026年模版.docx
+++ b/AssetTraining/ManageGuide/docs/261027 年度资产报废处置归档总卷宗2026年模版.docx
@@ -486,7 +486,7 @@
       </w:tblGrid>
       <w:tr>
         <w:trPr>
-          <w:trHeight w:val="320" w:hRule="atLeast"/>
+          <w:trHeight w:val="300" w:hRule="atLeast"/>
         </w:trPr>
         <w:tc>
           <w:tcPr>
@@ -677,7 +677,7 @@
       </w:tr>
       <w:tr>
         <w:trPr>
-          <w:trHeight w:val="320" w:hRule="atLeast"/>
+          <w:trHeight w:val="300" w:hRule="atLeast"/>
         </w:trPr>
         <w:tc>
           <w:tcPr>
@@ -862,7 +862,7 @@
       </w:tr>
       <w:tr>
         <w:trPr>
-          <w:trHeight w:val="320" w:hRule="atLeast"/>
+          <w:trHeight w:val="300" w:hRule="atLeast"/>
         </w:trPr>
         <w:tc>
           <w:tcPr>
@@ -1047,7 +1047,7 @@
       </w:tr>
       <w:tr>
         <w:trPr>
-          <w:trHeight w:val="320" w:hRule="atLeast"/>
+          <w:trHeight w:val="300" w:hRule="atLeast"/>
         </w:trPr>
         <w:tc>
           <w:tcPr>
@@ -1232,7 +1232,7 @@
       </w:tr>
       <w:tr>
         <w:trPr>
-          <w:trHeight w:val="320" w:hRule="atLeast"/>
+          <w:trHeight w:val="300" w:hRule="atLeast"/>
         </w:trPr>
         <w:tc>
           <w:tcPr>
@@ -1417,7 +1417,7 @@
       </w:tr>
       <w:tr>
         <w:trPr>
-          <w:trHeight w:val="320" w:hRule="atLeast"/>
+          <w:trHeight w:val="300" w:hRule="atLeast"/>
         </w:trPr>
         <w:tc>
           <w:tcPr>
@@ -1602,7 +1602,7 @@
       </w:tr>
       <w:tr>
         <w:trPr>
-          <w:trHeight w:val="320" w:hRule="atLeast"/>
+          <w:trHeight w:val="300" w:hRule="atLeast"/>
         </w:trPr>
         <w:tc>
           <w:tcPr>
@@ -1787,7 +1787,7 @@
       </w:tr>
       <w:tr>
         <w:trPr>
-          <w:trHeight w:val="320" w:hRule="atLeast"/>
+          <w:trHeight w:val="300" w:hRule="atLeast"/>
         </w:trPr>
         <w:tc>
           <w:tcPr>
@@ -1972,7 +1972,7 @@
       </w:tr>
       <w:tr>
         <w:trPr>
-          <w:trHeight w:val="320" w:hRule="atLeast"/>
+          <w:trHeight w:val="300" w:hRule="atLeast"/>
         </w:trPr>
         <w:tc>
           <w:tcPr>
@@ -2157,7 +2157,7 @@
       </w:tr>
       <w:tr>
         <w:trPr>
-          <w:trHeight w:val="320" w:hRule="atLeast"/>
+          <w:trHeight w:val="300" w:hRule="atLeast"/>
         </w:trPr>
         <w:tc>
           <w:tcPr>
@@ -2215,7 +2215,7 @@
                 <w:sz w:val="19"/>
                 <w:szCs w:val="19"/>
               </w:rPr>
-              <w:t xml:space="preserve">报废资产现场移交出门单</w:t>
+              <w:t xml:space="preserve">物资出校申请表（OA系统）</w:t>
             </w:r>
           </w:p>
         </w:tc>
@@ -2342,7 +2342,7 @@
       </w:tr>
       <w:tr>
         <w:trPr>
-          <w:trHeight w:val="320" w:hRule="atLeast"/>
+          <w:trHeight w:val="300" w:hRule="atLeast"/>
         </w:trPr>
         <w:tc>
           <w:tcPr>
@@ -2400,7 +2400,7 @@
                 <w:sz w:val="19"/>
                 <w:szCs w:val="19"/>
               </w:rPr>
-              <w:t xml:space="preserve">季度资产处置备案表</w:t>
+              <w:t xml:space="preserve">学院关于处置资产的报告</w:t>
             </w:r>
           </w:p>
         </w:tc>
@@ -2430,7 +2430,7 @@
                 <w:sz w:val="19"/>
                 <w:szCs w:val="19"/>
               </w:rPr>
-              <w:t xml:space="preserve">节点12</w:t>
+              <w:t xml:space="preserve">节点11</w:t>
             </w:r>
           </w:p>
         </w:tc>
@@ -2527,7 +2527,7 @@
       </w:tr>
       <w:tr>
         <w:trPr>
-          <w:trHeight w:val="320" w:hRule="atLeast"/>
+          <w:trHeight w:val="300" w:hRule="atLeast"/>
         </w:trPr>
         <w:tc>
           <w:tcPr>
@@ -2585,7 +2585,7 @@
                 <w:sz w:val="19"/>
                 <w:szCs w:val="19"/>
               </w:rPr>
-              <w:t xml:space="preserve">市教委批复/回复</w:t>
+              <w:t xml:space="preserve">季度资产处置备案表</w:t>
             </w:r>
           </w:p>
         </w:tc>
@@ -2615,7 +2615,7 @@
                 <w:sz w:val="19"/>
                 <w:szCs w:val="19"/>
               </w:rPr>
-              <w:t xml:space="preserve">节点13</w:t>
+              <w:t xml:space="preserve">节点12</w:t>
             </w:r>
           </w:p>
         </w:tc>
@@ -2712,7 +2712,7 @@
       </w:tr>
       <w:tr>
         <w:trPr>
-          <w:trHeight w:val="320" w:hRule="atLeast"/>
+          <w:trHeight w:val="300" w:hRule="atLeast"/>
         </w:trPr>
         <w:tc>
           <w:tcPr>
@@ -2770,7 +2770,7 @@
                 <w:sz w:val="19"/>
                 <w:szCs w:val="19"/>
               </w:rPr>
-              <w:t xml:space="preserve">资产管理系统资产核销下账单</w:t>
+              <w:t xml:space="preserve">市教委批复/回复</w:t>
             </w:r>
           </w:p>
         </w:tc>
@@ -2800,7 +2800,7 @@
                 <w:sz w:val="19"/>
                 <w:szCs w:val="19"/>
               </w:rPr>
-              <w:t xml:space="preserve">节点14</w:t>
+              <w:t xml:space="preserve">节点12 / 13</w:t>
             </w:r>
           </w:p>
         </w:tc>
@@ -2897,7 +2897,7 @@
       </w:tr>
       <w:tr>
         <w:trPr>
-          <w:trHeight w:val="320" w:hRule="atLeast"/>
+          <w:trHeight w:val="300" w:hRule="atLeast"/>
         </w:trPr>
         <w:tc>
           <w:tcPr>
@@ -2926,6 +2926,191 @@
                 <w:szCs w:val="19"/>
               </w:rPr>
               <w:t xml:space="preserve">13</w:t>
+            </w:r>
+          </w:p>
+        </w:tc>
+        <w:tc>
+          <w:tcPr>
+            <w:tcW w:type="dxa" w:w="4200"/>
+            <w:gridSpan w:val="1"/>
+            <w:tcMar>
+              <w:top w:type="dxa" w:w="60"/>
+              <w:left w:type="dxa" w:w="90"/>
+              <w:bottom w:type="dxa" w:w="60"/>
+              <w:right w:type="dxa" w:w="90"/>
+            </w:tcMar>
+            <w:vAlign w:val="center"/>
+          </w:tcPr>
+          <w:p>
+            <w:pPr>
+              <w:spacing w:after="10" w:before="10" w:line="260"/>
+              <w:jc w:val="left"/>
+            </w:pPr>
+            <w:r>
+              <w:rPr>
+                <w:rFonts w:ascii="等线" w:cs="等线" w:eastAsia="等线" w:hAnsi="等线"/>
+                <w:b w:val="false"/>
+                <w:bCs w:val="false"/>
+                <w:color w:val="000000"/>
+                <w:sz w:val="19"/>
+                <w:szCs w:val="19"/>
+              </w:rPr>
+              <w:t xml:space="preserve">资产管理系统资产核销下账单</w:t>
+            </w:r>
+          </w:p>
+        </w:tc>
+        <w:tc>
+          <w:tcPr>
+            <w:tcW w:type="dxa" w:w="1800"/>
+            <w:gridSpan w:val="1"/>
+            <w:tcMar>
+              <w:top w:type="dxa" w:w="60"/>
+              <w:left w:type="dxa" w:w="90"/>
+              <w:bottom w:type="dxa" w:w="60"/>
+              <w:right w:type="dxa" w:w="90"/>
+            </w:tcMar>
+            <w:vAlign w:val="center"/>
+          </w:tcPr>
+          <w:p>
+            <w:pPr>
+              <w:spacing w:after="10" w:before="10" w:line="260"/>
+              <w:jc w:val="center"/>
+            </w:pPr>
+            <w:r>
+              <w:rPr>
+                <w:rFonts w:ascii="等线" w:cs="等线" w:eastAsia="等线" w:hAnsi="等线"/>
+                <w:b w:val="false"/>
+                <w:bCs w:val="false"/>
+                <w:color w:val="000000"/>
+                <w:sz w:val="19"/>
+                <w:szCs w:val="19"/>
+              </w:rPr>
+              <w:t xml:space="preserve">节点14</w:t>
+            </w:r>
+          </w:p>
+        </w:tc>
+        <w:tc>
+          <w:tcPr>
+            <w:tcW w:type="dxa" w:w="800"/>
+            <w:gridSpan w:val="1"/>
+            <w:tcMar>
+              <w:top w:type="dxa" w:w="60"/>
+              <w:left w:type="dxa" w:w="90"/>
+              <w:bottom w:type="dxa" w:w="60"/>
+              <w:right w:type="dxa" w:w="90"/>
+            </w:tcMar>
+            <w:vAlign w:val="center"/>
+          </w:tcPr>
+          <w:p>
+            <w:pPr>
+              <w:spacing w:after="10" w:before="10" w:line="260"/>
+              <w:jc w:val="center"/>
+            </w:pPr>
+            <w:r>
+              <w:rPr>
+                <w:rFonts w:ascii="等线" w:cs="等线" w:eastAsia="等线" w:hAnsi="等线"/>
+                <w:b w:val="false"/>
+                <w:bCs w:val="false"/>
+                <w:color w:val="000000"/>
+                <w:sz w:val="19"/>
+                <w:szCs w:val="19"/>
+              </w:rPr>
+              <w:t xml:space="preserve"/>
+            </w:r>
+          </w:p>
+        </w:tc>
+        <w:tc>
+          <w:tcPr>
+            <w:tcW w:type="dxa" w:w="1000"/>
+            <w:gridSpan w:val="1"/>
+            <w:tcMar>
+              <w:top w:type="dxa" w:w="60"/>
+              <w:left w:type="dxa" w:w="90"/>
+              <w:bottom w:type="dxa" w:w="60"/>
+              <w:right w:type="dxa" w:w="90"/>
+            </w:tcMar>
+            <w:vAlign w:val="center"/>
+          </w:tcPr>
+          <w:p>
+            <w:pPr>
+              <w:spacing w:after="10" w:before="10" w:line="260"/>
+              <w:jc w:val="center"/>
+            </w:pPr>
+            <w:r>
+              <w:rPr>
+                <w:rFonts w:ascii="等线" w:cs="等线" w:eastAsia="等线" w:hAnsi="等线"/>
+                <w:b w:val="false"/>
+                <w:bCs w:val="false"/>
+                <w:color w:val="000000"/>
+                <w:sz w:val="19"/>
+                <w:szCs w:val="19"/>
+              </w:rPr>
+              <w:t xml:space="preserve"/>
+            </w:r>
+          </w:p>
+        </w:tc>
+        <w:tc>
+          <w:tcPr>
+            <w:tcW w:type="dxa" w:w="1238"/>
+            <w:gridSpan w:val="1"/>
+            <w:tcMar>
+              <w:top w:type="dxa" w:w="60"/>
+              <w:left w:type="dxa" w:w="90"/>
+              <w:bottom w:type="dxa" w:w="60"/>
+              <w:right w:type="dxa" w:w="90"/>
+            </w:tcMar>
+            <w:vAlign w:val="center"/>
+          </w:tcPr>
+          <w:p>
+            <w:pPr>
+              <w:spacing w:after="10" w:before="10" w:line="260"/>
+              <w:jc w:val="center"/>
+            </w:pPr>
+            <w:r>
+              <w:rPr>
+                <w:rFonts w:ascii="等线" w:cs="等线" w:eastAsia="等线" w:hAnsi="等线"/>
+                <w:b w:val="false"/>
+                <w:bCs w:val="false"/>
+                <w:color w:val="000000"/>
+                <w:sz w:val="19"/>
+                <w:szCs w:val="19"/>
+              </w:rPr>
+              <w:t xml:space="preserve"/>
+            </w:r>
+          </w:p>
+        </w:tc>
+      </w:tr>
+      <w:tr>
+        <w:trPr>
+          <w:trHeight w:val="300" w:hRule="atLeast"/>
+        </w:trPr>
+        <w:tc>
+          <w:tcPr>
+            <w:tcW w:type="dxa" w:w="600"/>
+            <w:gridSpan w:val="1"/>
+            <w:tcMar>
+              <w:top w:type="dxa" w:w="60"/>
+              <w:left w:type="dxa" w:w="90"/>
+              <w:bottom w:type="dxa" w:w="60"/>
+              <w:right w:type="dxa" w:w="90"/>
+            </w:tcMar>
+            <w:vAlign w:val="center"/>
+          </w:tcPr>
+          <w:p>
+            <w:pPr>
+              <w:spacing w:after="10" w:before="10" w:line="260"/>
+              <w:jc w:val="center"/>
+            </w:pPr>
+            <w:r>
+              <w:rPr>
+                <w:rFonts w:ascii="等线" w:cs="等线" w:eastAsia="等线" w:hAnsi="等线"/>
+                <w:b w:val="false"/>
+                <w:bCs w:val="false"/>
+                <w:color w:val="000000"/>
+                <w:sz w:val="19"/>
+                <w:szCs w:val="19"/>
+              </w:rPr>
+              <w:t xml:space="preserve">14</w:t>
             </w:r>
           </w:p>
         </w:tc>
